--- a/hin/docx/01.content.docx
+++ b/hin/docx/01.content.docx
@@ -19,7 +19,7 @@
         <w:rPr>
           <w:lang w:val="hi_IN" w:bidi="hi_IN"/>
         </w:rPr>
-        <w:t>Resource: अध्ययन नोट्स - पुस्तक परिचय (टिंडेल)</w:t>
+        <w:t>Resource: Tyndale Open Study Notes</w:t>
       </w:r>
       <w:r>
         <w:rPr>
@@ -112,7 +112,7 @@
         <w:rPr>
           <w:lang w:val="hi_IN" w:bidi="hi_IN"/>
         </w:rPr>
-        <w:t>अध्ययन नोट्स - पुस्तक परिचय (टिंडेल)</w:t>
+        <w:t>Tyndale Open Study Notes</w:t>
       </w:r>
     </w:p>
     <w:p>

--- a/hin/docx/01.content.docx
+++ b/hin/docx/01.content.docx
@@ -19,7 +19,7 @@
         <w:rPr>
           <w:lang w:val="hi_IN" w:bidi="hi_IN"/>
         </w:rPr>
-        <w:t>Resource: Tyndale Open Study Notes</w:t>
+        <w:t>Resource: Aquifer Open Study Notes (Book Intros)</w:t>
       </w:r>
       <w:r>
         <w:rPr>
@@ -112,7 +112,7 @@
         <w:rPr>
           <w:lang w:val="hi_IN" w:bidi="hi_IN"/>
         </w:rPr>
-        <w:t>Tyndale Open Study Notes</w:t>
+        <w:t>Aquifer Open Study Notes (Book Intros)</w:t>
       </w:r>
     </w:p>
     <w:p>

--- a/hin/docx/01.content.docx
+++ b/hin/docx/01.content.docx
@@ -272,18 +272,12 @@
         </w:rPr>
         <w:t xml:space="preserve">मिस्र में गुलामी के समय पर, इस्राएलियों ने अपने मिस्र के स्वामियों से कई पराए विचारों और रीति-रिवाजों को अपनाया था (देखें </w:t>
       </w:r>
-      <w:hyperlink r:id="rId13">
-        <w:r>
-          <w:rPr>
-            <w:lang w:val="hi_IN" w:bidi="hi_IN"/>
-          </w:rPr>
-          <w:rPr>
-            <w:color w:val="0000EE"/>
-            <w:u w:val="single"/>
-          </w:rPr>
-          <w:t>निर्ग 32:1–4</w:t>
-        </w:r>
-      </w:hyperlink>
+      <w:r>
+        <w:rPr>
+          <w:lang w:val="hi_IN" w:bidi="hi_IN"/>
+        </w:rPr>
+        <w:t>निर्ग 32:1–4</w:t>
+      </w:r>
       <w:r>
         <w:rPr>
           <w:lang w:val="hi_IN" w:bidi="hi_IN"/>
@@ -370,36 +364,24 @@
         </w:rPr>
         <w:t>पहले खंड (</w:t>
       </w:r>
-      <w:hyperlink r:id="rId14">
-        <w:r>
-          <w:rPr>
-            <w:lang w:val="hi_IN" w:bidi="hi_IN"/>
-          </w:rPr>
-          <w:rPr>
-            <w:color w:val="0000EE"/>
-            <w:u w:val="single"/>
-          </w:rPr>
-          <w:t>1:1–2:3</w:t>
-        </w:r>
-      </w:hyperlink>
+      <w:r>
+        <w:rPr>
+          <w:lang w:val="hi_IN" w:bidi="hi_IN"/>
+        </w:rPr>
+        <w:t>1:1–2:3</w:t>
+      </w:r>
       <w:r>
         <w:rPr>
           <w:lang w:val="hi_IN" w:bidi="hi_IN"/>
         </w:rPr>
         <w:t>) में टोलेडोथ/वंशावली शीर्षक नहीं है - यह उत्पत्ति का विवरण है "आदि में" (</w:t>
       </w:r>
-      <w:hyperlink r:id="rId15">
-        <w:r>
-          <w:rPr>
-            <w:lang w:val="hi_IN" w:bidi="hi_IN"/>
-          </w:rPr>
-          <w:rPr>
-            <w:color w:val="0000EE"/>
-            <w:u w:val="single"/>
-          </w:rPr>
-          <w:t>1:1</w:t>
-        </w:r>
-      </w:hyperlink>
+      <w:r>
+        <w:rPr>
+          <w:lang w:val="hi_IN" w:bidi="hi_IN"/>
+        </w:rPr>
+        <w:t>1:1</w:t>
+      </w:r>
       <w:r>
         <w:rPr>
           <w:lang w:val="hi_IN" w:bidi="hi_IN"/>
@@ -420,90 +402,60 @@
         </w:rPr>
         <w:t>अगला खंड (</w:t>
       </w:r>
-      <w:hyperlink r:id="rId16">
-        <w:r>
-          <w:rPr>
-            <w:lang w:val="hi_IN" w:bidi="hi_IN"/>
-          </w:rPr>
-          <w:rPr>
-            <w:color w:val="0000EE"/>
-            <w:u w:val="single"/>
-          </w:rPr>
-          <w:t>2:4–4:26</w:t>
-        </w:r>
-      </w:hyperlink>
+      <w:r>
+        <w:rPr>
+          <w:lang w:val="hi_IN" w:bidi="hi_IN"/>
+        </w:rPr>
+        <w:t>2:4–4:26</w:t>
+      </w:r>
       <w:r>
         <w:rPr>
           <w:lang w:val="hi_IN" w:bidi="hi_IN"/>
         </w:rPr>
         <w:t>) मनुष्य जीवन की उत्पत्ति पर केंद्रित है (</w:t>
       </w:r>
-      <w:hyperlink r:id="rId17">
-        <w:r>
-          <w:rPr>
-            <w:lang w:val="hi_IN" w:bidi="hi_IN"/>
-          </w:rPr>
-          <w:rPr>
-            <w:color w:val="0000EE"/>
-            <w:u w:val="single"/>
-          </w:rPr>
-          <w:t>2:4–25</w:t>
-        </w:r>
-      </w:hyperlink>
+      <w:r>
+        <w:rPr>
+          <w:lang w:val="hi_IN" w:bidi="hi_IN"/>
+        </w:rPr>
+        <w:t>2:4–25</w:t>
+      </w:r>
       <w:r>
         <w:rPr>
           <w:lang w:val="hi_IN" w:bidi="hi_IN"/>
         </w:rPr>
         <w:t>) और आगे का विवरण आदम और हव्वा के पाप के कारण परमेश्वर की सृष्टि का पतन (</w:t>
       </w:r>
-      <w:hyperlink r:id="rId18">
-        <w:r>
-          <w:rPr>
-            <w:lang w:val="hi_IN" w:bidi="hi_IN"/>
-          </w:rPr>
-          <w:rPr>
-            <w:color w:val="0000EE"/>
-            <w:u w:val="single"/>
-          </w:rPr>
-          <w:t>3:1–13</w:t>
-        </w:r>
-      </w:hyperlink>
+      <w:r>
+        <w:rPr>
+          <w:lang w:val="hi_IN" w:bidi="hi_IN"/>
+        </w:rPr>
+        <w:t>3:1–13</w:t>
+      </w:r>
       <w:r>
         <w:rPr>
           <w:lang w:val="hi_IN" w:bidi="hi_IN"/>
         </w:rPr>
         <w:t>), उनके पापों पर श्राप (</w:t>
       </w:r>
-      <w:hyperlink r:id="rId19">
-        <w:r>
-          <w:rPr>
-            <w:lang w:val="hi_IN" w:bidi="hi_IN"/>
-          </w:rPr>
-          <w:rPr>
-            <w:color w:val="0000EE"/>
-            <w:u w:val="single"/>
-          </w:rPr>
-          <w:t>3:14–24</w:t>
-        </w:r>
-      </w:hyperlink>
+      <w:r>
+        <w:rPr>
+          <w:lang w:val="hi_IN" w:bidi="hi_IN"/>
+        </w:rPr>
+        <w:t>3:14–24</w:t>
+      </w:r>
       <w:r>
         <w:rPr>
           <w:lang w:val="hi_IN" w:bidi="hi_IN"/>
         </w:rPr>
         <w:t>), और उनके पीड़ी पर पाप का विस्तार दर्शाती है (</w:t>
       </w:r>
-      <w:hyperlink r:id="rId20">
-        <w:r>
-          <w:rPr>
-            <w:lang w:val="hi_IN" w:bidi="hi_IN"/>
-          </w:rPr>
-          <w:rPr>
-            <w:color w:val="0000EE"/>
-            <w:u w:val="single"/>
-          </w:rPr>
-          <w:t>4:1–24</w:t>
-        </w:r>
-      </w:hyperlink>
+      <w:r>
+        <w:rPr>
+          <w:lang w:val="hi_IN" w:bidi="hi_IN"/>
+        </w:rPr>
+        <w:t>4:1–24</w:t>
+      </w:r>
       <w:r>
         <w:rPr>
           <w:lang w:val="hi_IN" w:bidi="hi_IN"/>
@@ -524,108 +476,72 @@
         </w:rPr>
         <w:t>परमेश्वर से स्वतंत्रता के परिणामस्वरूप मानव जीवन का पतन हुआ (</w:t>
       </w:r>
-      <w:hyperlink r:id="rId21">
-        <w:r>
-          <w:rPr>
-            <w:lang w:val="hi_IN" w:bidi="hi_IN"/>
-          </w:rPr>
-          <w:rPr>
-            <w:color w:val="0000EE"/>
-            <w:u w:val="single"/>
-          </w:rPr>
-          <w:t>5:1–6:8</w:t>
-        </w:r>
-      </w:hyperlink>
+      <w:r>
+        <w:rPr>
+          <w:lang w:val="hi_IN" w:bidi="hi_IN"/>
+        </w:rPr>
+        <w:t>5:1–6:8</w:t>
+      </w:r>
       <w:r>
         <w:rPr>
           <w:lang w:val="hi_IN" w:bidi="hi_IN"/>
         </w:rPr>
         <w:t xml:space="preserve">)। </w:t>
       </w:r>
-      <w:hyperlink r:id="rId22">
-        <w:r>
-          <w:rPr>
-            <w:lang w:val="hi_IN" w:bidi="hi_IN"/>
-          </w:rPr>
-          <w:rPr>
-            <w:color w:val="0000EE"/>
-            <w:u w:val="single"/>
-          </w:rPr>
-          <w:t>5:1–32</w:t>
-        </w:r>
-      </w:hyperlink>
+      <w:r>
+        <w:rPr>
+          <w:lang w:val="hi_IN" w:bidi="hi_IN"/>
+        </w:rPr>
+        <w:t>5:1–32</w:t>
+      </w:r>
       <w:r>
         <w:rPr>
           <w:lang w:val="hi_IN" w:bidi="hi_IN"/>
         </w:rPr>
         <w:t xml:space="preserve"> की वंशावली यह याद दिलाते हुए शुरू होती है कि जब परमेश्वर ने मनुष्य की सृष्टि की, तब अपने ही स्वरूप में उनको बनाया और वे परमेश्वर के द्वारा आशीर्वादित थे (</w:t>
       </w:r>
-      <w:hyperlink r:id="rId23">
-        <w:r>
-          <w:rPr>
-            <w:lang w:val="hi_IN" w:bidi="hi_IN"/>
-          </w:rPr>
-          <w:rPr>
-            <w:color w:val="0000EE"/>
-            <w:u w:val="single"/>
-          </w:rPr>
-          <w:t>5:1–2</w:t>
-        </w:r>
-      </w:hyperlink>
+      <w:r>
+        <w:rPr>
+          <w:lang w:val="hi_IN" w:bidi="hi_IN"/>
+        </w:rPr>
+        <w:t>5:1–2</w:t>
+      </w:r>
       <w:r>
         <w:rPr>
           <w:lang w:val="hi_IN" w:bidi="hi_IN"/>
         </w:rPr>
         <w:t xml:space="preserve">)। जैसे पाठक वंशावली का अध्यन करता है, प्रत्येक पीढ़ी की मृत्यु पाठक को श्राप की याद दिलाती है, पर हनोक का जीवन आशा की किरण प्रदान करता है कि श्राप अंत नहीं है। </w:t>
       </w:r>
-      <w:hyperlink r:id="rId24">
-        <w:r>
-          <w:rPr>
-            <w:lang w:val="hi_IN" w:bidi="hi_IN"/>
-          </w:rPr>
-          <w:rPr>
-            <w:color w:val="0000EE"/>
-            <w:u w:val="single"/>
-          </w:rPr>
-          <w:t>6:1–8</w:t>
-        </w:r>
-      </w:hyperlink>
+      <w:r>
+        <w:rPr>
+          <w:lang w:val="hi_IN" w:bidi="hi_IN"/>
+        </w:rPr>
+        <w:t>6:1–8</w:t>
+      </w:r>
       <w:r>
         <w:rPr>
           <w:lang w:val="hi_IN" w:bidi="hi_IN"/>
         </w:rPr>
         <w:t xml:space="preserve"> में, हम सीखते हैं कि परमेश्वर मनुष्य को बनाने से पछताए और उन्होंने पृथ्वी का न्याय करने का निर्णय लिया। हालाँकि, नूह को परमेश्वर का अनुग्रह प्राप्त हुआ और उससे आशा का एक स्रोत प्रदान हुआ (</w:t>
       </w:r>
-      <w:hyperlink r:id="rId25">
-        <w:r>
-          <w:rPr>
-            <w:lang w:val="hi_IN" w:bidi="hi_IN"/>
-          </w:rPr>
-          <w:rPr>
-            <w:color w:val="0000EE"/>
-            <w:u w:val="single"/>
-          </w:rPr>
-          <w:t>5:29</w:t>
-        </w:r>
-      </w:hyperlink>
+      <w:r>
+        <w:rPr>
+          <w:lang w:val="hi_IN" w:bidi="hi_IN"/>
+        </w:rPr>
+        <w:t>5:29</w:t>
+      </w:r>
       <w:r>
         <w:rPr>
           <w:lang w:val="hi_IN" w:bidi="hi_IN"/>
         </w:rPr>
         <w:t xml:space="preserve">; </w:t>
       </w:r>
-      <w:hyperlink r:id="rId26">
-        <w:r>
-          <w:rPr>
-            <w:lang w:val="hi_IN" w:bidi="hi_IN"/>
-          </w:rPr>
-          <w:rPr>
-            <w:color w:val="0000EE"/>
-            <w:u w:val="single"/>
-          </w:rPr>
-          <w:t>6:8</w:t>
-        </w:r>
-      </w:hyperlink>
+      <w:r>
+        <w:rPr>
+          <w:lang w:val="hi_IN" w:bidi="hi_IN"/>
+        </w:rPr>
+        <w:t>6:8</w:t>
+      </w:r>
       <w:r>
         <w:rPr>
           <w:lang w:val="hi_IN" w:bidi="hi_IN"/>
@@ -646,18 +562,12 @@
         </w:rPr>
         <w:t>अगला भाग (</w:t>
       </w:r>
-      <w:hyperlink r:id="rId27">
-        <w:r>
-          <w:rPr>
-            <w:lang w:val="hi_IN" w:bidi="hi_IN"/>
-          </w:rPr>
-          <w:rPr>
-            <w:color w:val="0000EE"/>
-            <w:u w:val="single"/>
-          </w:rPr>
-          <w:t>6:9–9:29</w:t>
-        </w:r>
-      </w:hyperlink>
+      <w:r>
+        <w:rPr>
+          <w:lang w:val="hi_IN" w:bidi="hi_IN"/>
+        </w:rPr>
+        <w:t>6:9–9:29</w:t>
+      </w:r>
       <w:r>
         <w:rPr>
           <w:lang w:val="hi_IN" w:bidi="hi_IN"/>
@@ -678,36 +588,24 @@
         </w:rPr>
         <w:t>लेकिन जैसे (</w:t>
       </w:r>
-      <w:hyperlink r:id="rId28">
-        <w:r>
-          <w:rPr>
-            <w:lang w:val="hi_IN" w:bidi="hi_IN"/>
-          </w:rPr>
-          <w:rPr>
-            <w:color w:val="0000EE"/>
-            <w:u w:val="single"/>
-          </w:rPr>
-          <w:t>10:1–11:9</w:t>
-        </w:r>
-      </w:hyperlink>
+      <w:r>
+        <w:rPr>
+          <w:lang w:val="hi_IN" w:bidi="hi_IN"/>
+        </w:rPr>
+        <w:t>10:1–11:9</w:t>
+      </w:r>
       <w:r>
         <w:rPr>
           <w:lang w:val="hi_IN" w:bidi="hi_IN"/>
         </w:rPr>
         <w:t>) दुनिया की आबादी बढ़ी और विभिन्न देशों में विस्तारित हुई, लोग फिर से आज्ञा न मानने पर तुले हुए थे। उनके विद्रोह के कारण, परमेश्वर ने अधिक दुष्टता को रोकने के लिए उन्हें तितर-बितर कर दिया (</w:t>
       </w:r>
-      <w:hyperlink r:id="rId29">
-        <w:r>
-          <w:rPr>
-            <w:lang w:val="hi_IN" w:bidi="hi_IN"/>
-          </w:rPr>
-          <w:rPr>
-            <w:color w:val="0000EE"/>
-            <w:u w:val="single"/>
-          </w:rPr>
-          <w:t>11:1–9</w:t>
-        </w:r>
-      </w:hyperlink>
+      <w:r>
+        <w:rPr>
+          <w:lang w:val="hi_IN" w:bidi="hi_IN"/>
+        </w:rPr>
+        <w:t>11:1–9</w:t>
+      </w:r>
       <w:r>
         <w:rPr>
           <w:lang w:val="hi_IN" w:bidi="hi_IN"/>
@@ -728,54 +626,36 @@
         </w:rPr>
         <w:t xml:space="preserve">बिखरे हुए राष्ट्रों की अराजकता के बाद, </w:t>
       </w:r>
-      <w:hyperlink r:id="rId30">
-        <w:r>
-          <w:rPr>
-            <w:lang w:val="hi_IN" w:bidi="hi_IN"/>
-          </w:rPr>
-          <w:rPr>
-            <w:color w:val="0000EE"/>
-            <w:u w:val="single"/>
-          </w:rPr>
-          <w:t>11:10–26</w:t>
-        </w:r>
-      </w:hyperlink>
+      <w:r>
+        <w:rPr>
+          <w:lang w:val="hi_IN" w:bidi="hi_IN"/>
+        </w:rPr>
+        <w:t>11:10–26</w:t>
+      </w:r>
       <w:r>
         <w:rPr>
           <w:lang w:val="hi_IN" w:bidi="hi_IN"/>
         </w:rPr>
         <w:t xml:space="preserve"> अब्राहम पर ध्यान केंद्रित करता है, जिसके माध्यम से परमेश्वर सभी को आशीर्वाद देने का निर्णय करते हैं। पुस्तक का शेष भाग (</w:t>
       </w:r>
-      <w:hyperlink r:id="rId31">
-        <w:r>
-          <w:rPr>
-            <w:lang w:val="hi_IN" w:bidi="hi_IN"/>
-          </w:rPr>
-          <w:rPr>
-            <w:color w:val="0000EE"/>
-            <w:u w:val="single"/>
-          </w:rPr>
-          <w:t>11:27–50:26</w:t>
-        </w:r>
-      </w:hyperlink>
+      <w:r>
+        <w:rPr>
+          <w:lang w:val="hi_IN" w:bidi="hi_IN"/>
+        </w:rPr>
+        <w:t>11:27–50:26</w:t>
+      </w:r>
       <w:r>
         <w:rPr>
           <w:lang w:val="hi_IN" w:bidi="hi_IN"/>
         </w:rPr>
         <w:t>) अब्राम और उसके वंशजों को परमेश्वर के आशीर्वाद के बारे में बताता है। परमेश्वर ने सबसे पहले अब्राम के साथ एक वाचा बाँधी (</w:t>
       </w:r>
-      <w:hyperlink r:id="rId32">
-        <w:r>
-          <w:rPr>
-            <w:lang w:val="hi_IN" w:bidi="hi_IN"/>
-          </w:rPr>
-          <w:rPr>
-            <w:color w:val="0000EE"/>
-            <w:u w:val="single"/>
-          </w:rPr>
-          <w:t>11:27–25:11</w:t>
-        </w:r>
-      </w:hyperlink>
+      <w:r>
+        <w:rPr>
+          <w:lang w:val="hi_IN" w:bidi="hi_IN"/>
+        </w:rPr>
+        <w:t>11:27–25:11</w:t>
+      </w:r>
       <w:r>
         <w:rPr>
           <w:lang w:val="hi_IN" w:bidi="hi_IN"/>
@@ -796,72 +676,48 @@
         </w:rPr>
         <w:t>जैसा उत्पत्ति की पुस्तक प्रत्येक पीढ़ी पर चर्चा करती है, यह इस्राएल की वंशावली की ओर मुड़ने से पहले, उन परिवारों का संक्षिप्त विवरण देती है जो इस्राएल के पूर्वज नहीं थे। उदाहरण के लिए, इश्माएल (</w:t>
       </w:r>
-      <w:hyperlink r:id="rId33">
-        <w:r>
-          <w:rPr>
-            <w:lang w:val="hi_IN" w:bidi="hi_IN"/>
-          </w:rPr>
-          <w:rPr>
-            <w:color w:val="0000EE"/>
-            <w:u w:val="single"/>
-          </w:rPr>
-          <w:t>25:12–18</w:t>
-        </w:r>
-      </w:hyperlink>
+      <w:r>
+        <w:rPr>
+          <w:lang w:val="hi_IN" w:bidi="hi_IN"/>
+        </w:rPr>
+        <w:t>25:12–18</w:t>
+      </w:r>
       <w:r>
         <w:rPr>
           <w:lang w:val="hi_IN" w:bidi="hi_IN"/>
         </w:rPr>
         <w:t>) के साथ क्या हुआ, इसका संक्षेप में विवरण करने के बाद, उत्पत्ति विस्तार से बताती है कि इसहाक और उसके परिवार के साथ क्या हुआ (</w:t>
       </w:r>
-      <w:hyperlink r:id="rId34">
-        <w:r>
-          <w:rPr>
-            <w:lang w:val="hi_IN" w:bidi="hi_IN"/>
-          </w:rPr>
-          <w:rPr>
-            <w:color w:val="0000EE"/>
-            <w:u w:val="single"/>
-          </w:rPr>
-          <w:t>25:19–35:29</w:t>
-        </w:r>
-      </w:hyperlink>
+      <w:r>
+        <w:rPr>
+          <w:lang w:val="hi_IN" w:bidi="hi_IN"/>
+        </w:rPr>
+        <w:t>25:19–35:29</w:t>
+      </w:r>
       <w:r>
         <w:rPr>
           <w:lang w:val="hi_IN" w:bidi="hi_IN"/>
         </w:rPr>
         <w:t>)। इसी तरह, एसाव की वंशावली (एदोम) को लंबे अंतिम खंड से पहले संक्षेप में (</w:t>
       </w:r>
-      <w:hyperlink r:id="rId35">
-        <w:r>
-          <w:rPr>
-            <w:lang w:val="hi_IN" w:bidi="hi_IN"/>
-          </w:rPr>
-          <w:rPr>
-            <w:color w:val="0000EE"/>
-            <w:u w:val="single"/>
-          </w:rPr>
-          <w:t>36:1–37:1</w:t>
-        </w:r>
-      </w:hyperlink>
+      <w:r>
+        <w:rPr>
+          <w:lang w:val="hi_IN" w:bidi="hi_IN"/>
+        </w:rPr>
+        <w:t>36:1–37:1</w:t>
+      </w:r>
       <w:r>
         <w:rPr>
           <w:lang w:val="hi_IN" w:bidi="hi_IN"/>
         </w:rPr>
         <w:t>) निपटाया गया है, जो उत्तराधिकारी याकूब की चुनी हुई वंशावली से संबंधित है (</w:t>
       </w:r>
-      <w:hyperlink r:id="rId36">
-        <w:r>
-          <w:rPr>
-            <w:lang w:val="hi_IN" w:bidi="hi_IN"/>
-          </w:rPr>
-          <w:rPr>
-            <w:color w:val="0000EE"/>
-            <w:u w:val="single"/>
-          </w:rPr>
-          <w:t>37:2–50:26</w:t>
-        </w:r>
-      </w:hyperlink>
+      <w:r>
+        <w:rPr>
+          <w:lang w:val="hi_IN" w:bidi="hi_IN"/>
+        </w:rPr>
+        <w:t>37:2–50:26</w:t>
+      </w:r>
       <w:r>
         <w:rPr>
           <w:lang w:val="hi_IN" w:bidi="hi_IN"/>
@@ -882,18 +738,12 @@
         </w:rPr>
         <w:t>इस अंतिम खंड में, उत्पत्ति दर्ज करती है कि कैसे याकूब का परिवार कनान देश के बजाय मिस्र में पहुँच गया। उन दुखद परिस्थितियों के बावजूद, जिनके कारण उन्हें मिस्र में रहना पड़ा, परमेश्वर अभी भी इस्राएल के लोगों के लिए अपनी योजना प्रकट कर रहे थे। मिस्र से अपने लोगों को बचाने के लिए प्रभु के आने के वादे के साथ पुस्तक की समाप्ति होती है (</w:t>
       </w:r>
-      <w:hyperlink r:id="rId37">
-        <w:r>
-          <w:rPr>
-            <w:lang w:val="hi_IN" w:bidi="hi_IN"/>
-          </w:rPr>
-          <w:rPr>
-            <w:color w:val="0000EE"/>
-            <w:u w:val="single"/>
-          </w:rPr>
-          <w:t>50:24–26</w:t>
-        </w:r>
-      </w:hyperlink>
+      <w:r>
+        <w:rPr>
+          <w:lang w:val="hi_IN" w:bidi="hi_IN"/>
+        </w:rPr>
+        <w:t>50:24–26</w:t>
+      </w:r>
       <w:r>
         <w:rPr>
           <w:lang w:val="hi_IN" w:bidi="hi_IN"/>
@@ -952,18 +802,12 @@
         </w:rPr>
         <w:t>हालाँकि, पवित्रशास्त्र और परंपरा दोनों ही पेंटाटुक का लेखक का श्रेय मूसा को देते हैं। मूसा को मिस्रियों के सभी ज्ञान की शिक्षा मिली थी (</w:t>
       </w:r>
-      <w:hyperlink r:id="rId38">
-        <w:r>
-          <w:rPr>
-            <w:lang w:val="hi_IN" w:bidi="hi_IN"/>
-          </w:rPr>
-          <w:rPr>
-            <w:color w:val="0000EE"/>
-            <w:u w:val="single"/>
-          </w:rPr>
-          <w:t>प्रेरितों 7:22</w:t>
-        </w:r>
-      </w:hyperlink>
+      <w:r>
+        <w:rPr>
+          <w:lang w:val="hi_IN" w:bidi="hi_IN"/>
+        </w:rPr>
+        <w:t>प्रेरितों 7:22</w:t>
+      </w:r>
       <w:r>
         <w:rPr>
           <w:lang w:val="hi_IN" w:bidi="hi_IN"/>
@@ -984,18 +828,12 @@
         </w:rPr>
         <w:t xml:space="preserve">यह संभव है कि मूसा ने पेंटाटुक में दर्ज विषयों के मूल स्रोत के रूप में कार्य किया और बाद में कुछ संपादकीय समायोजन किए गए (मूसा की मृत्यु का विवरण सहित, </w:t>
       </w:r>
-      <w:hyperlink r:id="rId39">
-        <w:r>
-          <w:rPr>
-            <w:lang w:val="hi_IN" w:bidi="hi_IN"/>
-          </w:rPr>
-          <w:rPr>
-            <w:color w:val="0000EE"/>
-            <w:u w:val="single"/>
-          </w:rPr>
-          <w:t>व्य.वि. 34</w:t>
-        </w:r>
-      </w:hyperlink>
+      <w:r>
+        <w:rPr>
+          <w:lang w:val="hi_IN" w:bidi="hi_IN"/>
+        </w:rPr>
+        <w:t>व्य.वि. 34</w:t>
+      </w:r>
       <w:r>
         <w:rPr>
           <w:lang w:val="hi_IN" w:bidi="hi_IN"/>
@@ -1041,18 +879,12 @@
         </w:rPr>
         <w:t xml:space="preserve">उत्पत्ति में ऐसे अंश और अभिव्यक्तियाँ भी शामिल हैं जो स्पष्ट रूप से बाद की संपादकीय शब्दावली हैं। कुछ खंड (जैसे की एदोमी राजाओं की सूची, </w:t>
       </w:r>
-      <w:hyperlink r:id="rId40">
-        <w:r>
-          <w:rPr>
-            <w:lang w:val="hi_IN" w:bidi="hi_IN"/>
-          </w:rPr>
-          <w:rPr>
-            <w:color w:val="0000EE"/>
-            <w:u w:val="single"/>
-          </w:rPr>
-          <w:t>36:31–43</w:t>
-        </w:r>
-      </w:hyperlink>
+      <w:r>
+        <w:rPr>
+          <w:lang w:val="hi_IN" w:bidi="hi_IN"/>
+        </w:rPr>
+        <w:t>36:31–43</w:t>
+      </w:r>
       <w:r>
         <w:rPr>
           <w:lang w:val="hi_IN" w:bidi="hi_IN"/>
@@ -1098,36 +930,24 @@
         </w:rPr>
         <w:t xml:space="preserve">मिथक। पौराणिक साहित्य देवताओं और अलौकिक प्राणियों के कार्यों के माध्यम से प्रतीकात्मक रूप से चीजों की उत्पत्ति की व्याख्या करता है। प्राचीन लोगों के लिए, मिथक ऐसी मान्यताएँ थीं जो जीवन और वास्तविकता की व्याख्या करती थीं। यह सुनिश्चित करने के लिए कि प्रजनन, जीवन और मृत्यु की शक्तियां साल-दर-साल जारी रहेंगी, अनुष्ठान गतिविधियों की पूरी प्रणाली विकसित की गई थी। इनमें से कुछ अनुष्ठानों ने वेश्यावृत्ति पंथ को जन्म दिया (देखें </w:t>
       </w:r>
-      <w:hyperlink r:id="rId41">
-        <w:r>
-          <w:rPr>
-            <w:lang w:val="hi_IN" w:bidi="hi_IN"/>
-          </w:rPr>
-          <w:rPr>
-            <w:color w:val="0000EE"/>
-            <w:u w:val="single"/>
-          </w:rPr>
-          <w:t>उत्पत्ति 38:15</w:t>
-        </w:r>
-      </w:hyperlink>
+      <w:r>
+        <w:rPr>
+          <w:lang w:val="hi_IN" w:bidi="hi_IN"/>
+        </w:rPr>
+        <w:t>उत्पत्ति 38:15</w:t>
+      </w:r>
       <w:r>
         <w:rPr>
           <w:lang w:val="hi_IN" w:bidi="hi_IN"/>
         </w:rPr>
         <w:t xml:space="preserve">, </w:t>
       </w:r>
-      <w:hyperlink r:id="rId42">
-        <w:r>
-          <w:rPr>
-            <w:lang w:val="hi_IN" w:bidi="hi_IN"/>
-          </w:rPr>
-          <w:rPr>
-            <w:color w:val="0000EE"/>
-            <w:u w:val="single"/>
-          </w:rPr>
-          <w:t>21–22</w:t>
-        </w:r>
-      </w:hyperlink>
+      <w:r>
+        <w:rPr>
+          <w:lang w:val="hi_IN" w:bidi="hi_IN"/>
+        </w:rPr>
+        <w:t>21–22</w:t>
+      </w:r>
       <w:r>
         <w:rPr>
           <w:lang w:val="hi_IN" w:bidi="hi_IN"/>
@@ -1162,18 +982,12 @@
         </w:rPr>
         <w:t>यदि उत्पत्ति पौराणिक भाषा के तत्वों का उपयोग करती है, तो यह अन्यजातीय अवधारणाओं के साथ एक जानबूझकर विरोधाभास प्रदर्शित करने और यह दिखाने के लिए है कि परमेश्वर ऐसे विचारों पर संप्रभु हैं। उदाहरण के लिए, कई प्राचीन लोग सूर्य को देवता के रूप में पूजते थे, लेकिन उत्पत्ति में सूर्य सृष्टिकर्ता की इच्छाओं को पूरा करता है (</w:t>
       </w:r>
-      <w:hyperlink r:id="rId43">
-        <w:r>
-          <w:rPr>
-            <w:lang w:val="hi_IN" w:bidi="hi_IN"/>
-          </w:rPr>
-          <w:rPr>
-            <w:color w:val="0000EE"/>
-            <w:u w:val="single"/>
-          </w:rPr>
-          <w:t>1:14–18</w:t>
-        </w:r>
-      </w:hyperlink>
+      <w:r>
+        <w:rPr>
+          <w:lang w:val="hi_IN" w:bidi="hi_IN"/>
+        </w:rPr>
+        <w:t>1:14–18</w:t>
+      </w:r>
       <w:r>
         <w:rPr>
           <w:lang w:val="hi_IN" w:bidi="hi_IN"/>
@@ -1208,18 +1022,12 @@
         </w:rPr>
         <w:t xml:space="preserve">उत्पत्ति में हेतुविज्ञान के तत्व निश्चित रूप से पाए जाते हैं, क्योंकि यह पुस्तक लगभग हर चीज के लिए आधार और तर्क देती है जो इस्राएल बाद में करेगा। उदाहरण के लिए, </w:t>
       </w:r>
-      <w:hyperlink r:id="rId44">
-        <w:r>
-          <w:rPr>
-            <w:lang w:val="hi_IN" w:bidi="hi_IN"/>
-          </w:rPr>
-          <w:rPr>
-            <w:color w:val="0000EE"/>
-            <w:u w:val="single"/>
-          </w:rPr>
-          <w:t>उत्पत्ति 2</w:t>
-        </w:r>
-      </w:hyperlink>
+      <w:r>
+        <w:rPr>
+          <w:lang w:val="hi_IN" w:bidi="hi_IN"/>
+        </w:rPr>
+        <w:t>उत्पत्ति 2</w:t>
+      </w:r>
       <w:r>
         <w:rPr>
           <w:lang w:val="hi_IN" w:bidi="hi_IN"/>
@@ -1363,54 +1171,36 @@
         </w:rPr>
         <w:t>इस्राएल अपनी वंशावली को कुलपिता अब्राहम से और अपनी तक़दीर को परमेश्वर के वादों से जोड़ सकता है (</w:t>
       </w:r>
-      <w:hyperlink r:id="rId45">
-        <w:r>
-          <w:rPr>
-            <w:lang w:val="hi_IN" w:bidi="hi_IN"/>
-          </w:rPr>
-          <w:rPr>
-            <w:color w:val="0000EE"/>
-            <w:u w:val="single"/>
-          </w:rPr>
-          <w:t>12:1–3</w:t>
-        </w:r>
-      </w:hyperlink>
+      <w:r>
+        <w:rPr>
+          <w:lang w:val="hi_IN" w:bidi="hi_IN"/>
+        </w:rPr>
+        <w:t>12:1–3</w:t>
+      </w:r>
       <w:r>
         <w:rPr>
           <w:lang w:val="hi_IN" w:bidi="hi_IN"/>
         </w:rPr>
         <w:t xml:space="preserve">; </w:t>
       </w:r>
-      <w:hyperlink r:id="rId46">
-        <w:r>
-          <w:rPr>
-            <w:lang w:val="hi_IN" w:bidi="hi_IN"/>
-          </w:rPr>
-          <w:rPr>
-            <w:color w:val="0000EE"/>
-            <w:u w:val="single"/>
-          </w:rPr>
-          <w:t>15:1–21</w:t>
-        </w:r>
-      </w:hyperlink>
+      <w:r>
+        <w:rPr>
+          <w:lang w:val="hi_IN" w:bidi="hi_IN"/>
+        </w:rPr>
+        <w:t>15:1–21</w:t>
+      </w:r>
       <w:r>
         <w:rPr>
           <w:lang w:val="hi_IN" w:bidi="hi_IN"/>
         </w:rPr>
         <w:t xml:space="preserve">; </w:t>
       </w:r>
-      <w:hyperlink r:id="rId47">
-        <w:r>
-          <w:rPr>
-            <w:lang w:val="hi_IN" w:bidi="hi_IN"/>
-          </w:rPr>
-          <w:rPr>
-            <w:color w:val="0000EE"/>
-            <w:u w:val="single"/>
-          </w:rPr>
-          <w:t>17:1–8</w:t>
-        </w:r>
-      </w:hyperlink>
+      <w:r>
+        <w:rPr>
+          <w:lang w:val="hi_IN" w:bidi="hi_IN"/>
+        </w:rPr>
+        <w:t>17:1–8</w:t>
+      </w:r>
       <w:r>
         <w:rPr>
           <w:lang w:val="hi_IN" w:bidi="hi_IN"/>
@@ -1459,18 +1249,12 @@
         </w:rPr>
         <w:t xml:space="preserve">भला और बुरा। उत्पत्ति में, जो अच्छा है उसे परमेश्वर का आशीर्वाद प्राप्त है: यह जीवन का उत्पादन, वृद्धि, संरक्षण और सामंजस्य स्थापित करता है। जो बुरा है वह श्रापित है: यह दर्द का कारण बनता है, जो अच्छा है उससे भटकाता है, और जीवन में बाधा डालता है या नष्ट कर देता है। उत्पत्ति अच्छे और बुरे के बीच सतत संघर्ष का पता लगाती है जो हमारी गिरी हुई मानव जाति की विशेषता है। परमेश्वर अधिक से अधिक भलाई लाएंगे, अपने लोगों का विश्वास बनाएंगे और अंततः सभी बुराईयों पर विजय प्राप्त करेंगे (तुलना करें </w:t>
       </w:r>
-      <w:hyperlink r:id="rId48">
-        <w:r>
-          <w:rPr>
-            <w:lang w:val="hi_IN" w:bidi="hi_IN"/>
-          </w:rPr>
-          <w:rPr>
-            <w:color w:val="0000EE"/>
-            <w:u w:val="single"/>
-          </w:rPr>
-          <w:t>रोम 8:28</w:t>
-        </w:r>
-      </w:hyperlink>
+      <w:r>
+        <w:rPr>
+          <w:lang w:val="hi_IN" w:bidi="hi_IN"/>
+        </w:rPr>
+        <w:t>रोम 8:28</w:t>
+      </w:r>
       <w:r>
         <w:rPr>
           <w:lang w:val="hi_IN" w:bidi="hi_IN"/>
@@ -1505,18 +1289,12 @@
         </w:rPr>
         <w:t>परमेश्वर का राज। उत्पत्ति परमेश्वर के राज की स्थापना का उपयुक्त परिचय है, सारी सृष्टि पर परमेश्वर के शासन जिसे उनके चुने हुए लोगों के माध्यम से स्थापित किया जाना था। उत्पत्ति परमेश्वर की संप्रभुता का प्रारंभिक प्रकाशन प्रस्तुत करती है। वह भूमंडल का परमेश्वर हैं जो अपनी योजना को पूरा करने के लिए स्वर्ग और पृथ्वी को स्थानांतरित करेंगे। वह लोगों को आशीर्वाद देना चाहते हैं, लेकिन वह विद्रोह और अविश्वास को बर्दाश्त नहीं करेंगे। उनके वादे महान हैं और वह उन्हें पूरा करने में पूरी तरह सक्षम है। उनकी योजना में भाग लेने के लिए सदैव विश्वास की आवश्यकता होती है, क्योंकि विश्वास के बिना उन्हें प्रसन्न करना असंभव है (</w:t>
       </w:r>
-      <w:hyperlink r:id="rId49">
-        <w:r>
-          <w:rPr>
-            <w:lang w:val="hi_IN" w:bidi="hi_IN"/>
-          </w:rPr>
-          <w:rPr>
-            <w:color w:val="0000EE"/>
-            <w:u w:val="single"/>
-          </w:rPr>
-          <w:t>इब्रा 11:6</w:t>
-        </w:r>
-      </w:hyperlink>
+      <w:r>
+        <w:rPr>
+          <w:lang w:val="hi_IN" w:bidi="hi_IN"/>
+        </w:rPr>
+        <w:t>इब्रा 11:6</w:t>
+      </w:r>
       <w:r>
         <w:rPr>
           <w:lang w:val="hi_IN" w:bidi="hi_IN"/>
